--- a/docs/review-findings-resolution.docx
+++ b/docs/review-findings-resolution.docx
@@ -41,7 +41,7 @@
         <w:rPr>
           <w:sz w:val="21"/>
         </w:rPr>
-        <w:t>Companion to the Odyssey-10 Pro Engineering Master Specification, revision 2.0</w:t>
+        <w:t>Companion to the Odyssey-10 Pro Engineering Master Specification</w:t>
       </w:r>
     </w:p>
     <w:p>

--- a/docs/review-findings-resolution.docx
+++ b/docs/review-findings-resolution.docx
@@ -3095,7 +3095,52 @@
         <w:t>and</w:t>
       </w:r>
       <w:r>
-        <w:t xml:space="preserve"> the operator ID has been configured. Remote ID health is a blocking arm condition, so an aircraft with an unconfigured or dead module will not arm.</w:t>
+        <w:t xml:space="preserve"> both identifiers are valid. If the CTA serial is malformed the module broadcasts nothing at all, because a receiver logging an untraceable identifier is worse than silence.</w:t>
+      </w:r>
+    </w:p>
+    <w:p>
+      <w:r>
+        <w:rPr>
+          <w:b/>
+        </w:rPr>
+        <w:t>Whether that blocks arming is the operator's choice, not the firmware's.</w:t>
+      </w:r>
+      <w:r>
+        <w:t xml:space="preserve"> </w:t>
+      </w:r>
+      <w:r>
+        <w:rPr>
+          <w:rFonts w:ascii="Consolas" w:hAnsi="Consolas"/>
+          <w:sz w:val="19"/>
+        </w:rPr>
+        <w:t>REQUIRE_REMOTE_ID_TO_ARM</w:t>
+      </w:r>
+      <w:r>
+        <w:t xml:space="preserve"> in </w:t>
+      </w:r>
+      <w:r>
+        <w:rPr>
+          <w:rFonts w:ascii="Consolas" w:hAnsi="Consolas"/>
+          <w:sz w:val="19"/>
+        </w:rPr>
+        <w:t>config.h</w:t>
+      </w:r>
+      <w:r>
+        <w:t xml:space="preserve"> defaults to </w:t>
+      </w:r>
+      <w:r>
+        <w:rPr>
+          <w:b/>
+        </w:rPr>
+        <w:t>0</w:t>
+      </w:r>
+      <w:r>
+        <w:t>: Remote ID is optional, because a privately built aircraft under 25 kg in the EU open category A3 is not class-marked and the DRI obligation attaches to class-marked aircraft. Set it to 1 for the specific category, a class-marked build, or the United States under 14 CFR Part 89.</w:t>
+      </w:r>
+    </w:p>
+    <w:p>
+      <w:r>
+        <w:t>An earlier draft of this fix made Remote ID unconditionally blocking. That was the same mistake as the original over-claim, expressed in code instead of prose: it would have grounded a perfectly legal aircraft.</w:t>
       </w:r>
     </w:p>
     <w:p>

--- a/docs/review-findings-resolution.docx
+++ b/docs/review-findings-resolution.docx
@@ -1161,7 +1161,7 @@
         <w:t>map(2000, 1000, 2000, PWM_ARM_IDLE, PWM_MAX-300) = 2976</w:t>
       </w:r>
       <w:r>
-        <w:t xml:space="preserve"> on the very next 2 ms iteration — all four 10-inch propellers to roughly 82% throttle, with the aircraft possibly in someone's hands.</w:t>
+        <w:t xml:space="preserve"> on the very next 2 ms iteration — all four propellers to roughly 82% throttle, with the aircraft possibly in someone's hands.</w:t>
       </w:r>
     </w:p>
     <w:p>

--- a/docs/review-findings-resolution.docx
+++ b/docs/review-findings-resolution.docx
@@ -29,21 +29,10 @@
           <w:i/>
           <w:sz w:val="28"/>
         </w:rPr>
-        <w:t>Resolution Record -- 18 findings</w:t>
+        <w:t>Resolution Record</w:t>
       </w:r>
     </w:p>
     <w:p/>
-    <w:p>
-      <w:pPr>
-        <w:jc w:val="center"/>
-      </w:pPr>
-      <w:r>
-        <w:rPr>
-          <w:sz w:val="21"/>
-        </w:rPr>
-        <w:t>Companion to the Odyssey-10 Pro Engineering Master Specification</w:t>
-      </w:r>
-    </w:p>
     <w:p>
       <w:r>
         <w:br w:type="page"/>
@@ -90,6 +79,146 @@
       </w:r>
       <w:r>
         <w:t xml:space="preserve"> 18 findings, 18 resolved. Two hardware additions (26.50), BOM total moved from 512.50 to $540.50.</w:t>
+      </w:r>
+    </w:p>
+    <w:p>
+      <w:pPr>
+        <w:ind w:left="432"/>
+        <w:shd w:val="clear" w:color="auto" w:fill="FFF2CC"/>
+      </w:pPr>
+      <w:r>
+        <w:rPr>
+          <w:b/>
+          <w:i/>
+        </w:rPr>
+        <w:t>This document covers the original review only, and eighteen was not the end of it.</w:t>
+      </w:r>
+      <w:r>
+        <w:rPr>
+          <w:i/>
+        </w:rPr>
+        <w:t xml:space="preserve"> Reworking these findings surfaced further defects, and the work that followed — build-configuration switches, the dynamic gyro notch, DShot — surfaced more again. Several were more serious than anything in the original eighteen:  | | | | --- | --- | | The IMU anti-alias filter was left at 94 Hz while the gyro notch moved from 80 to 120 Hz across four revisions, so the low-pass sat </w:t>
+      </w:r>
+      <w:r>
+        <w:rPr>
+          <w:i/>
+        </w:rPr>
+        <w:t>below</w:t>
+      </w:r>
+      <w:r>
+        <w:rPr>
+          <w:i/>
+        </w:rPr>
+        <w:t xml:space="preserve"> the notch — attenuating the peak the notch existed to remove, while keeping its phase lag in the control band | §8.3 | | Every revision told the reader to find the motor peak in a BlackBox gyro trace. That was impossible twice over: the logged gyro is post-notch, and the 100 Hz log rate puts Nyquist at 50 Hz while the peak is 88–180 Hz | §8.3 | | The flight loop's period is </w:t>
+      </w:r>
+      <w:r>
+        <w:rPr>
+          <w:rFonts w:ascii="Consolas" w:hAnsi="Consolas"/>
+          <w:i/>
+          <w:sz w:val="19"/>
+        </w:rPr>
+        <w:t>pdMS_TO_TICKS(1000 / FLIGHT_LOOP_HZ)</w:t>
+      </w:r>
+      <w:r>
+        <w:rPr>
+          <w:i/>
+        </w:rPr>
+        <w:t xml:space="preserve">, which at the ESP-IDF default 100 Hz tick rounds to </w:t>
+      </w:r>
+      <w:r>
+        <w:rPr>
+          <w:b/>
+          <w:i/>
+        </w:rPr>
+        <w:t>zero ticks</w:t>
+      </w:r>
+      <w:r>
+        <w:rPr>
+          <w:i/>
+        </w:rPr>
+        <w:t xml:space="preserve">. The 1000 Hz 7-inch build had depended on Arduino-ESP32's tick rate since revision 2.8 with nothing declaring it | §8.3.4 | | The bidirectional-DShot GCR decode read its 5-bit groups from the wrong offsets. Every group still decoded to a </w:t>
+      </w:r>
+      <w:r>
+        <w:rPr>
+          <w:i/>
+        </w:rPr>
+        <w:t>legal</w:t>
+      </w:r>
+      <w:r>
+        <w:rPr>
+          <w:i/>
+        </w:rPr>
+        <w:t xml:space="preserve"> nibble, so a corrupted RPM would have passed its own checksum and reached the notch as a measurement | §4.3 | | Constants presented as build switches — </w:t>
+      </w:r>
+      <w:r>
+        <w:rPr>
+          <w:rFonts w:ascii="Consolas" w:hAnsi="Consolas"/>
+          <w:i/>
+          <w:sz w:val="19"/>
+        </w:rPr>
+        <w:t>NOTCH_CENTER_HZ</w:t>
+      </w:r>
+      <w:r>
+        <w:rPr>
+          <w:i/>
+        </w:rPr>
+        <w:t xml:space="preserve">, </w:t>
+      </w:r>
+      <w:r>
+        <w:rPr>
+          <w:rFonts w:ascii="Consolas" w:hAnsi="Consolas"/>
+          <w:i/>
+          <w:sz w:val="19"/>
+        </w:rPr>
+        <w:t>DSHOT_BITRATE_KHZ</w:t>
+      </w:r>
+      <w:r>
+        <w:rPr>
+          <w:i/>
+        </w:rPr>
+        <w:t xml:space="preserve">, </w:t>
+      </w:r>
+      <w:r>
+        <w:rPr>
+          <w:rFonts w:ascii="Consolas" w:hAnsi="Consolas"/>
+          <w:i/>
+          <w:sz w:val="19"/>
+        </w:rPr>
+        <w:t>REQUIRE_REMOTE_ID_TO_ARM</w:t>
+      </w:r>
+      <w:r>
+        <w:rPr>
+          <w:i/>
+        </w:rPr>
+        <w:t xml:space="preserve"> — were defined without </w:t>
+      </w:r>
+      <w:r>
+        <w:rPr>
+          <w:rFonts w:ascii="Consolas" w:hAnsi="Consolas"/>
+          <w:i/>
+          <w:sz w:val="19"/>
+        </w:rPr>
+        <w:t>#ifndef</w:t>
+      </w:r>
+      <w:r>
+        <w:rPr>
+          <w:i/>
+        </w:rPr>
+        <w:t xml:space="preserve"> guards, so overriding them was silently discarded or broke the build | §3.2 |  The full list is in §13.1 and §13.2 of the specification. The pattern in nearly all of them is the same as in the original eighteen: two numbers that had to agree, and nothing comparing them. That is what </w:t>
+      </w:r>
+      <w:r>
+        <w:rPr>
+          <w:rFonts w:ascii="Consolas" w:hAnsi="Consolas"/>
+          <w:i/>
+          <w:sz w:val="19"/>
+        </w:rPr>
+        <w:t>tools/check_consistency.py</w:t>
+      </w:r>
+      <w:r>
+        <w:rPr>
+          <w:i/>
+        </w:rPr>
+        <w:t xml:space="preserve"> exists to do, and it has grown from 4 checks to 20 as each new class of drift was found.</w:t>
       </w:r>
     </w:p>
     <w:p>

--- a/docs/review-findings-resolution.docx
+++ b/docs/review-findings-resolution.docx
@@ -78,7 +78,17 @@
         <w:t>Summary:</w:t>
       </w:r>
       <w:r>
-        <w:t xml:space="preserve"> 18 findings, 18 resolved. Two hardware additions (26.50), BOM total moved from 512.50 to $540.50.</w:t>
+        <w:t xml:space="preserve"> 18 findings, 18 resolved. Two hardware additions (26.50), which moved the BOM total up from 512.50. The current total lives in §2 of the specification and is computed from </w:t>
+      </w:r>
+      <w:r>
+        <w:rPr>
+          <w:rFonts w:ascii="Consolas" w:hAnsi="Consolas"/>
+          <w:sz w:val="19"/>
+        </w:rPr>
+        <w:t>hardware/bom.csv</w:t>
+      </w:r>
+      <w:r>
+        <w:t>; it has moved again since, as parts were right-sized.</w:t>
       </w:r>
     </w:p>
     <w:p>
@@ -3352,16 +3362,16 @@
         <w:t>qty × unit = total</w:t>
       </w:r>
       <w:r>
-        <w:t xml:space="preserve"> is checked. The new total is </w:t>
+        <w:t xml:space="preserve"> is checked, and so is the master total quoted in §2. This fix added the ExpressLRS receiver (20.00), the Remote ID module (6.50) and $1.50 of passives for the beacon diode-OR and power-sense divider. </w:t>
       </w:r>
       <w:r>
         <w:rPr>
           <w:b/>
         </w:rPr>
-        <w:t>540.50</w:t>
-      </w:r>
-      <w:r>
-        <w:t>, including the ExpressLRS receiver (20.00), the Remote ID module (6.50) and 1.50 of additional passives for the beacon diode-OR and power-sense divider.</w:t>
+        <w:t>No figure is repeated here</w:t>
+      </w:r>
+      <w:r>
+        <w:t>, because a total copied into a second document is a total that will disagree with the first one eventually — which is what finding 18 was about.</w:t>
       </w:r>
     </w:p>
     <w:p>
